--- a/docs/Civi_Case_Study.docx
+++ b/docs/Civi_Case_Study.docx
@@ -1615,7 +1615,7 @@
         <w:rPr>
           <w:rFonts w:ascii="Courier New" w:hAnsi="Courier New"/>
         </w:rPr>
-        <w:t>sql/004_feedback_referral.sql</w:t>
+        <w:t>supabase/migrations/20261029105515_feedback_referral.sql</w:t>
       </w:r>
       <w:r>
         <w:t xml:space="preserve">), and counted in the </w:t>
@@ -2157,7 +2157,7 @@
         <w:rPr>
           <w:rFonts w:ascii="Courier New" w:hAnsi="Courier New"/>
         </w:rPr>
-        <w:t>sql/005_empower.sql</w:t>
+        <w:t>supabase/migrations/20261029105517_empower.sql</w:t>
       </w:r>
       <w:r>
         <w:t xml:space="preserve"> adds petitions, signatures, updates, reports, issue reports, me-too, flags, project updates, foi_requests, user_events and the </w:t>
